--- a/out/Приказ_ответственные_ОТ_по_образцу_41.docx
+++ b/out/Приказ_ответственные_ОТ_по_образцу_41.docx
@@ -1009,7 +1009,7 @@
         <w:rPr>
           <w:sz w:val="24"/>
         </w:rPr>
-        <w:t>Перечень работников, для которых необходимо проведение внепланового инструктажа по охране труда определяется приказом Генерального директора ООО «Авиационные интерьеры-СН» и должен включать руководителей и иных работников структурного подразделения, в котором произошли авария и (или) несчастный случай на производстве, а также руководителей и работников иных структурных подразделений ООО «Авиационные интерьеры-СН», в которых возможно происшествие аналогичной аварии и (или) несчастного случая на производстве.</w:t>
+        <w:t>Перечень работников, для которых необходимо проведение внепланового инструктажа по охране труда определяется приказом Заместителя генерального директора-Управляющего директора ООО «Авиационные интерьеры-СН» и должен включать руководителей и иных работников структурного подразделения, в котором произошли авария и (или) несчастный случай на производстве, а также руководителей и работников иных структурных подразделений ООО «Авиационные интерьеры-СН», в которых возможно происшествие аналогичной аварии и (или) несчастного случая на производстве.</w:t>
       </w:r>
     </w:p>
     <w:p>
@@ -1213,24 +1213,41 @@
         <w:rPr>
           <w:sz w:val="24"/>
         </w:rPr>
-        <w:t>3. Руководителю административно-хозяйственного отдела Мысиной М.В. довести настоящий приказ до сведения всех работников ООО «Авиационные интерьеры-СН», ознакомить с настоящим приказом руководителей и специалистов структурных подразделений, указанных в пункте 1 настоящего приказа, под подпись.</w:t>
-      </w:r>
-    </w:p>
-    <w:p>
-      <w:pPr>
-        <w:spacing w:after="0" w:line="300" w:lineRule="auto"/>
-        <w:ind w:firstLine="720"/>
-        <w:jc w:val="both"/>
-        <w:rPr>
-          <w:sz w:val="24"/>
-          <w:szCs w:val="24"/>
-        </w:rPr>
-      </w:pPr>
-      <w:r>
-        <w:rPr>
-          <w:sz w:val="24"/>
-        </w:rPr>
-        <w:t>4. Контроль за исполнением настоящего приказа оставляю за собой.</w:t>
+        <w:t>3. Начальнику отдела делопроизводства Мельниковой О.М. довести настоящий приказ до сведения всех работников ООО «Авиационные интерьеры-СН», ознакомить с настоящим приказом руководителей и специалистов структурных подразделений, указанных в пункте 1 настоящего приказа, под подпись.</w:t>
+      </w:r>
+    </w:p>
+    <w:p>
+      <w:pPr>
+        <w:spacing w:after="0" w:line="300" w:lineRule="auto"/>
+        <w:ind w:firstLine="720"/>
+        <w:jc w:val="both"/>
+        <w:rPr>
+          <w:sz w:val="24"/>
+          <w:szCs w:val="24"/>
+        </w:rPr>
+      </w:pPr>
+      <w:r>
+        <w:rPr>
+          <w:sz w:val="24"/>
+        </w:rPr>
+        <w:t>4. Приказ № 41 от «25» марта 2026 г. «О назначении ответственных лиц за обеспечение охраны труда и безопасность труда работников, а также за проведение инструктажей на рабочем месте с работниками ООО «Авиационные интерьеры-СН» по охране труда и безопасным методам и приёмам выполнения работ» считать утратившим силу.</w:t>
+      </w:r>
+    </w:p>
+    <w:p>
+      <w:pPr>
+        <w:spacing w:after="0" w:line="300" w:lineRule="auto"/>
+        <w:ind w:firstLine="720"/>
+        <w:jc w:val="both"/>
+        <w:rPr>
+          <w:sz w:val="24"/>
+          <w:szCs w:val="24"/>
+        </w:rPr>
+      </w:pPr>
+      <w:r>
+        <w:rPr>
+          <w:sz w:val="24"/>
+        </w:rPr>
+        <w:t>5. Контроль за исполнением настоящего приказа оставляю за собой.</w:t>
       </w:r>
     </w:p>
     <w:p>
@@ -1278,7 +1295,7 @@
           <w:sz w:val="24"/>
           <w:szCs w:val="24"/>
         </w:rPr>
-        <w:t xml:space="preserve">Генеральный директор</w:t>
+        <w:t xml:space="preserve">Заместитель генерального директора-Управляющий </w:t>
       </w:r>
       <w:r>
         <w:rPr>
@@ -1287,7 +1304,7 @@
           <w:sz w:val="24"/>
           <w:szCs w:val="24"/>
         </w:rPr>
-        <w:t xml:space="preserve"/>
+        <w:t xml:space="preserve">директор </w:t>
       </w:r>
       <w:r>
         <w:rPr>
@@ -1308,7 +1325,7 @@
           <w:sz w:val="24"/>
           <w:szCs w:val="24"/>
         </w:rPr>
-        <w:t>П.А. Жихарев</w:t>
+        <w:t>Р.В. Торопов</w:t>
       </w:r>
     </w:p>
     <w:sectPr>
